--- a/files/论坛纷纭/高级翻译学院/高级翻译学院评论取样.docx
+++ b/files/论坛纷纭/高级翻译学院/高级翻译学院评论取样.docx
@@ -50,7 +50,7 @@
           <w:color w:val="5F6368"/>
           <w:sz w:val="20"/>
         </w:rPr>
-        <w:t>检索日 2026-09-16。本夹 8 条。本科与研究生部都要有。高翻本科以「无普通本科建制 / 保研入口」标明，不算编造就读。</w:t>
+        <w:t>检索日 2026-09-16。本夹 10 条。本科与研究生部都要有。高翻本科以「无普通本科建制 / 保研入口」标明，不算编造就读。</w:t>
       </w:r>
     </w:p>
     <w:p>
@@ -1165,6 +1165,284 @@
         <w:t>阅读限制：明确标成培训班，不当硕士就读。</w:t>
       </w:r>
     </w:p>
+    <w:p>
+      <w:pPr>
+        <w:spacing w:before="240" w:after="160" w:line="264" w:lineRule="auto"/>
+        <w:pBdr>
+          <w:bottom w:val="single" w:sz="12" w:space="4" w:color="1F4E79"/>
+        </w:pBdr>
+      </w:pPr>
+      <w:r>
+        <w:rPr>
+          <w:rFonts w:ascii="黑体" w:hAnsi="黑体" w:eastAsia="黑体"/>
+          <w:b/>
+          <w:i w:val="0"/>
+          <w:color w:val="1F4E79"/>
+          <w:sz w:val="28"/>
+        </w:rPr>
+        <w:t>09　本科建制（负例：只招研究生）　·　高翻学院官网·学院简介</w:t>
+      </w:r>
+    </w:p>
+    <w:p>
+      <w:pPr>
+        <w:spacing w:before="0" w:after="40" w:line="288" w:lineRule="auto"/>
+      </w:pPr>
+      <w:r>
+        <w:rPr>
+          <w:rFonts w:ascii="宋体" w:hAnsi="宋体" w:eastAsia="宋体"/>
+          <w:b w:val="0"/>
+          <w:i w:val="0"/>
+          <w:color w:val="5F6368"/>
+          <w:sz w:val="20"/>
+        </w:rPr>
+        <w:t>用户/署名：学院简介，非论坛用户</w:t>
+      </w:r>
+    </w:p>
+    <w:p>
+      <w:pPr>
+        <w:spacing w:before="0" w:after="40" w:line="288" w:lineRule="auto"/>
+      </w:pPr>
+      <w:r>
+        <w:rPr>
+          <w:rFonts w:ascii="宋体" w:hAnsi="宋体" w:eastAsia="宋体"/>
+          <w:b w:val="0"/>
+          <w:i w:val="0"/>
+          <w:color w:val="5F6368"/>
+          <w:sz w:val="20"/>
+        </w:rPr>
+        <w:t>自称身份：写明每年招硕士/博士，在读研究生约 300 人</w:t>
+      </w:r>
+    </w:p>
+    <w:p>
+      <w:pPr>
+        <w:spacing w:before="0" w:after="40" w:line="288" w:lineRule="auto"/>
+      </w:pPr>
+      <w:r>
+        <w:rPr>
+          <w:rFonts w:ascii="宋体" w:hAnsi="宋体" w:eastAsia="宋体"/>
+          <w:b w:val="0"/>
+          <w:i w:val="0"/>
+          <w:color w:val="5F6368"/>
+          <w:sz w:val="20"/>
+        </w:rPr>
+        <w:t>可见时间：官网长期页；文内统计截至 2025 年</w:t>
+      </w:r>
+    </w:p>
+    <w:p>
+      <w:pPr>
+        <w:spacing w:before="0" w:after="40" w:line="288" w:lineRule="auto"/>
+      </w:pPr>
+      <w:r>
+        <w:rPr>
+          <w:rFonts w:ascii="宋体" w:hAnsi="宋体" w:eastAsia="宋体"/>
+          <w:b w:val="0"/>
+          <w:i w:val="0"/>
+          <w:color w:val="5F6368"/>
+          <w:sz w:val="20"/>
+        </w:rPr>
+        <w:t>链接：https://gsti.bfsu.edu.cn/xygk/xyjj.htm</w:t>
+      </w:r>
+    </w:p>
+    <w:p>
+      <w:pPr>
+        <w:spacing w:before="120" w:after="80" w:line="288" w:lineRule="auto"/>
+      </w:pPr>
+      <w:r>
+        <w:rPr>
+          <w:rFonts w:ascii="黑体" w:hAnsi="黑体" w:eastAsia="黑体"/>
+          <w:b/>
+          <w:i w:val="0"/>
+          <w:color w:val="1F4E79"/>
+          <w:sz w:val="24"/>
+        </w:rPr>
+        <w:t>摘录</w:t>
+      </w:r>
+    </w:p>
+    <w:p>
+      <w:pPr>
+        <w:spacing w:before="0" w:after="160" w:line="288" w:lineRule="auto"/>
+        <w:ind w:firstLine="440"/>
+      </w:pPr>
+      <w:r>
+        <w:rPr>
+          <w:rFonts w:ascii="宋体" w:hAnsi="宋体" w:eastAsia="宋体"/>
+          <w:b w:val="0"/>
+          <w:i w:val="0"/>
+          <w:color w:val="212529"/>
+          <w:sz w:val="22"/>
+        </w:rPr>
+        <w:t>学院每年招收翻译学学术型和专业型硕士研究生，以及翻译学博士研究生和翻译专业博士研究生。学术型硕士专业方向包括口译理论与实践、翻译与跨文化研究，学制3年；专业型硕士专业方向包括复语口译、翻译与国际传播（学制3年）、中英会议口译和中英口笔译（学制2年）。学院在读研究生（包括留学生）稳定在300人左右。</w:t>
+      </w:r>
+    </w:p>
+    <w:p>
+      <w:pPr>
+        <w:spacing w:before="0" w:after="80" w:line="288" w:lineRule="auto"/>
+      </w:pPr>
+      <w:r>
+        <w:rPr>
+          <w:rFonts w:ascii="宋体" w:hAnsi="宋体" w:eastAsia="宋体"/>
+          <w:b w:val="0"/>
+          <w:i w:val="0"/>
+          <w:color w:val="212529"/>
+          <w:sz w:val="20"/>
+        </w:rPr>
+        <w:t>用户溯源：官方结构说明：没有普通四年制本科招生句。用来卡住「高翻本科就读」这个空格子。</w:t>
+      </w:r>
+    </w:p>
+    <w:p>
+      <w:pPr>
+        <w:spacing w:before="0" w:after="200" w:line="288" w:lineRule="auto"/>
+      </w:pPr>
+      <w:r>
+        <w:rPr>
+          <w:rFonts w:ascii="宋体" w:hAnsi="宋体" w:eastAsia="宋体"/>
+          <w:b w:val="0"/>
+          <w:i w:val="0"/>
+          <w:color w:val="5F6368"/>
+          <w:sz w:val="20"/>
+        </w:rPr>
+        <w:t>阅读限制：不要用这 300 人去填本科 7 条。</w:t>
+      </w:r>
+    </w:p>
+    <w:p>
+      <w:pPr>
+        <w:spacing w:before="240" w:after="160" w:line="264" w:lineRule="auto"/>
+        <w:pBdr>
+          <w:bottom w:val="single" w:sz="12" w:space="4" w:color="1F4E79"/>
+        </w:pBdr>
+      </w:pPr>
+      <w:r>
+        <w:rPr>
+          <w:rFonts w:ascii="黑体" w:hAnsi="黑体" w:eastAsia="黑体"/>
+          <w:b/>
+          <w:i w:val="0"/>
+          <w:color w:val="1F4E79"/>
+          <w:sz w:val="28"/>
+        </w:rPr>
+        <w:t>10　研究生部（复语班在读回忆）　·　高翻学院官网·校友访谈</w:t>
+      </w:r>
+    </w:p>
+    <w:p>
+      <w:pPr>
+        <w:spacing w:before="0" w:after="40" w:line="288" w:lineRule="auto"/>
+      </w:pPr>
+      <w:r>
+        <w:rPr>
+          <w:rFonts w:ascii="宋体" w:hAnsi="宋体" w:eastAsia="宋体"/>
+          <w:b w:val="0"/>
+          <w:i w:val="0"/>
+          <w:color w:val="5F6368"/>
+          <w:sz w:val="20"/>
+        </w:rPr>
+        <w:t>用户/署名：张旭</w:t>
+      </w:r>
+    </w:p>
+    <w:p>
+      <w:pPr>
+        <w:spacing w:before="0" w:after="40" w:line="288" w:lineRule="auto"/>
+      </w:pPr>
+      <w:r>
+        <w:rPr>
+          <w:rFonts w:ascii="宋体" w:hAnsi="宋体" w:eastAsia="宋体"/>
+          <w:b w:val="0"/>
+          <w:i w:val="0"/>
+          <w:color w:val="5F6368"/>
+          <w:sz w:val="20"/>
+        </w:rPr>
+        <w:t>自称身份：2016 年入高翻，复语班，研二日内瓦国际劳工大会同传；2018 毕业</w:t>
+      </w:r>
+    </w:p>
+    <w:p>
+      <w:pPr>
+        <w:spacing w:before="0" w:after="40" w:line="288" w:lineRule="auto"/>
+      </w:pPr>
+      <w:r>
+        <w:rPr>
+          <w:rFonts w:ascii="宋体" w:hAnsi="宋体" w:eastAsia="宋体"/>
+          <w:b w:val="0"/>
+          <w:i w:val="0"/>
+          <w:color w:val="5F6368"/>
+          <w:sz w:val="20"/>
+        </w:rPr>
+        <w:t>可见时间：发布日期 2019-10-16</w:t>
+      </w:r>
+    </w:p>
+    <w:p>
+      <w:pPr>
+        <w:spacing w:before="0" w:after="40" w:line="288" w:lineRule="auto"/>
+      </w:pPr>
+      <w:r>
+        <w:rPr>
+          <w:rFonts w:ascii="宋体" w:hAnsi="宋体" w:eastAsia="宋体"/>
+          <w:b w:val="0"/>
+          <w:i w:val="0"/>
+          <w:color w:val="5F6368"/>
+          <w:sz w:val="20"/>
+        </w:rPr>
+        <w:t>链接：https://gsti.bfsu.edu.cn/info/1511/3791.htm</w:t>
+      </w:r>
+    </w:p>
+    <w:p>
+      <w:pPr>
+        <w:spacing w:before="120" w:after="80" w:line="288" w:lineRule="auto"/>
+      </w:pPr>
+      <w:r>
+        <w:rPr>
+          <w:rFonts w:ascii="黑体" w:hAnsi="黑体" w:eastAsia="黑体"/>
+          <w:b/>
+          <w:i w:val="0"/>
+          <w:color w:val="1F4E79"/>
+          <w:sz w:val="24"/>
+        </w:rPr>
+        <w:t>摘录</w:t>
+      </w:r>
+    </w:p>
+    <w:p>
+      <w:pPr>
+        <w:spacing w:before="0" w:after="160" w:line="288" w:lineRule="auto"/>
+        <w:ind w:firstLine="440"/>
+      </w:pPr>
+      <w:r>
+        <w:rPr>
+          <w:rFonts w:ascii="宋体" w:hAnsi="宋体" w:eastAsia="宋体"/>
+          <w:b w:val="0"/>
+          <w:i w:val="0"/>
+          <w:color w:val="212529"/>
+          <w:sz w:val="22"/>
+        </w:rPr>
+        <w:t>高翻的学习生活实为不易。我还清晰记得我们这届复语班同学基于高翻生活改编了合唱曲目《感觉身体被掏空》：「自从我九月来到高翻，作业和测试来得毫无防备，手里捧着一壶热腾腾的咖啡，我们要不要来熬个夜……起来征战西三环，我家住在图书馆，沙发是我港湾。做了同传，又做交传，还要陪参观……」我一不小心成为了「幸运儿」，熬了几个夜完成的笔译作业毁于漏写的一个英文字母，深刻体会到什么叫「一失足成千古恨」。</w:t>
+      </w:r>
+    </w:p>
+    <w:p>
+      <w:pPr>
+        <w:spacing w:before="0" w:after="80" w:line="288" w:lineRule="auto"/>
+      </w:pPr>
+      <w:r>
+        <w:rPr>
+          <w:rFonts w:ascii="宋体" w:hAnsi="宋体" w:eastAsia="宋体"/>
+          <w:b w:val="0"/>
+          <w:i w:val="0"/>
+          <w:color w:val="212529"/>
+          <w:sz w:val="20"/>
+        </w:rPr>
+        <w:t>用户溯源：实名校友，作业「否决项」和改编歌词是目前检索里最像课堂现场的高翻学生句。学院记者稿，出色个例。</w:t>
+      </w:r>
+    </w:p>
+    <w:p>
+      <w:pPr>
+        <w:spacing w:before="0" w:after="200" w:line="288" w:lineRule="auto"/>
+      </w:pPr>
+      <w:r>
+        <w:rPr>
+          <w:rFonts w:ascii="宋体" w:hAnsi="宋体" w:eastAsia="宋体"/>
+          <w:b w:val="0"/>
+          <w:i w:val="0"/>
+          <w:color w:val="5F6368"/>
+          <w:sz w:val="20"/>
+        </w:rPr>
+        <w:t>阅读限制：不进自述权重+ 合格格，口径同尚姝辰。法语学院口译班不记入。</w:t>
+      </w:r>
+    </w:p>
     <w:sectPr>
       <w:pgSz w:w="12240" w:h="15840"/>
       <w:pgMar w:top="1134" w:right="1304" w:bottom="1134" w:left="1304" w:header="720" w:footer="720" w:gutter="0"/>
